--- a/docs/handover/word/EMHIP-04-Administrator-Guide.docx
+++ b/docs/handover/word/EMHIP-04-Administrator-Guide.docx
@@ -15551,6 +15551,84 @@
                 <w:sz w:val="19"/>
               </w:rPr>
               <w:t>CPN initial assessment, "Contact frequency"</w:t>
+            </w:r>
+          </w:p>
+        </w:tc>
+      </w:tr>
+      <w:tr>
+        <w:trPr>
+          <w:cantSplit/>
+        </w:trPr>
+        <w:tc>
+          <w:tcPr>
+            <w:tcW w:type="dxa" w:w="3137"/>
+          </w:tcPr>
+          <w:p>
+            <w:pPr>
+              <w:spacing w:after="0" w:line="252" w:lineRule="auto"/>
+            </w:pPr>
+            <w:r>
+              <w:rPr>
+                <w:b/>
+                <w:sz w:val="19"/>
+              </w:rPr>
+              <w:t>Hub activities</w:t>
+            </w:r>
+          </w:p>
+        </w:tc>
+        <w:tc>
+          <w:tcPr>
+            <w:tcW w:type="dxa" w:w="6274"/>
+          </w:tcPr>
+          <w:p>
+            <w:pPr>
+              <w:spacing w:after="0" w:line="252" w:lineRule="auto"/>
+            </w:pPr>
+            <w:r>
+              <w:rPr>
+                <w:sz w:val="19"/>
+              </w:rPr>
+              <w:t>Add Contact, Activity contact type, "Activity"</w:t>
+            </w:r>
+          </w:p>
+        </w:tc>
+      </w:tr>
+      <w:tr>
+        <w:trPr>
+          <w:cantSplit/>
+        </w:trPr>
+        <w:tc>
+          <w:tcPr>
+            <w:tcW w:type="dxa" w:w="3137"/>
+            <w:shd w:val="clear" w:color="auto" w:fill="FAF6F7"/>
+          </w:tcPr>
+          <w:p>
+            <w:pPr>
+              <w:spacing w:after="0" w:line="252" w:lineRule="auto"/>
+            </w:pPr>
+            <w:r>
+              <w:rPr>
+                <w:b/>
+                <w:sz w:val="19"/>
+              </w:rPr>
+              <w:t>AFA advice types</w:t>
+            </w:r>
+          </w:p>
+        </w:tc>
+        <w:tc>
+          <w:tcPr>
+            <w:tcW w:type="dxa" w:w="6274"/>
+            <w:shd w:val="clear" w:color="auto" w:fill="FAF6F7"/>
+          </w:tcPr>
+          <w:p>
+            <w:pPr>
+              <w:spacing w:after="0" w:line="252" w:lineRule="auto"/>
+            </w:pPr>
+            <w:r>
+              <w:rPr>
+                <w:sz w:val="19"/>
+              </w:rPr>
+              <w:t>Add Contact, AFA contact type, "Description"</w:t>
             </w:r>
           </w:p>
         </w:tc>

--- a/docs/handover/word/EMHIP-04-Administrator-Guide.docx
+++ b/docs/handover/word/EMHIP-04-Administrator-Guide.docx
@@ -74,7 +74,7 @@
           <w:color w:val="6E6E6E"/>
           <w:sz w:val="22"/>
         </w:rPr>
-        <w:t>Version 1.0</w:t>
+        <w:t>Version 1.1</w:t>
       </w:r>
     </w:p>
     <w:p>
@@ -86,7 +86,7 @@
           <w:color w:val="6E6E6E"/>
           <w:sz w:val="22"/>
         </w:rPr>
-        <w:t>30 September 2026</w:t>
+        <w:t>7 October 2026</w:t>
       </w:r>
     </w:p>
     <w:p>
@@ -267,7 +267,7 @@
       </w:hyperlink>
       <w:r>
         <w:rPr/>
-        <w:t>. It covers staff accounts, roles and permissions, every setting, the drop-down lists and extra form fields, importing old records, document housekeeping and your data-protection duties. Each statement was checked against the software released on 30 September 2026. Where a setting does not yet do what its label suggests, the guide says so.</w:t>
+        <w:t>. It covers staff accounts, roles and permissions, every setting, the drop-down lists and extra form fields, importing old records, document housekeeping and your data-protection duties. Each statement was checked against the software released on 30 September 2026, and the parts changed on 7 October 2026 against that release. Where a setting does not yet do what its label suggests, the guide says so.</w:t>
       </w:r>
     </w:p>
     <w:p>
@@ -1831,6 +1831,56 @@
         <w:rPr>
           <w:b/>
         </w:rPr>
+        <w:t>Note:</w:t>
+      </w:r>
+      <w:r>
+        <w:rPr/>
+        <w:t xml:space="preserve"> Everything done while signed in as this account is recorded under the name System Administrator, for example </w:t>
+      </w:r>
+      <w:r>
+        <w:rPr>
+          <w:b/>
+        </w:rPr>
+        <w:t>Flag raised by</w:t>
+      </w:r>
+      <w:r>
+        <w:rPr/>
+        <w:t xml:space="preserve"> on an Urgent Case Record and the staff activity log. That is why urgent cases raised during testing showed "System Administrator". Make sure every member of staff signs in with their own named account. To tell this account apart, change its name with </w:t>
+      </w:r>
+      <w:r>
+        <w:rPr>
+          <w:b/>
+        </w:rPr>
+        <w:t>Edit</w:t>
+      </w:r>
+      <w:r>
+        <w:rPr/>
+        <w:t xml:space="preserve"> on </w:t>
+      </w:r>
+      <w:r>
+        <w:rPr>
+          <w:b/>
+        </w:rPr>
+        <w:t>Hub Workers</w:t>
+      </w:r>
+      <w:r>
+        <w:rPr/>
+        <w:t>, or deactivate it once your own Admin accounts work (see below).</w:t>
+      </w:r>
+    </w:p>
+    <w:p>
+      <w:pPr>
+        <w:spacing w:before="80" w:after="160"/>
+        <w:ind w:left="198"/>
+        <w:pBdr>
+          <w:left w:val="single" w:sz="18" w:space="8" w:color="8D1B3D"/>
+        </w:pBdr>
+        <w:shd w:val="clear" w:color="auto" w:fill="FBF1F4"/>
+      </w:pPr>
+      <w:r>
+        <w:rPr>
+          <w:b/>
+        </w:rPr>
         <w:t>Warning:</w:t>
       </w:r>
       <w:r>
@@ -5335,7 +5385,7 @@
               <w:rPr>
                 <w:sz w:val="19"/>
               </w:rPr>
-              <w:t>Record risk and DIALOG; escalate and resolve urgent cases</w:t>
+              <w:t>Raise urgent cases and record DIALOG; record whether the CMHT was notified and resolve urgent cases</w:t>
             </w:r>
           </w:p>
         </w:tc>
@@ -6553,7 +6603,7 @@
               <w:rPr>
                 <w:sz w:val="19"/>
               </w:rPr>
-              <w:t>Urgent Cases screen, badge, alerts and episode records</w:t>
+              <w:t>Urgent Cases screen, badge, alerts and Urgent Case Records</w:t>
             </w:r>
           </w:p>
         </w:tc>
@@ -10521,7 +10571,7 @@
               <w:rPr>
                 <w:sz w:val="19"/>
               </w:rPr>
-              <w:t>7</w:t>
+              <w:t>8</w:t>
             </w:r>
           </w:p>
         </w:tc>
@@ -10550,7 +10600,7 @@
               <w:rPr>
                 <w:sz w:val="19"/>
               </w:rPr>
-              <w:t xml:space="preserve"> on a new document when the uploader leaves it blank. 0 means no retention date.</w:t>
+              <w:t xml:space="preserve"> on a new document when the uploader leaves it blank. It is never less than 8, the NHS minimum for mental health records: a lower value, including 0, is treated as 8, and there is no longer a "no retention date" option. See section 7.4.</w:t>
             </w:r>
           </w:p>
         </w:tc>
@@ -10745,7 +10795,7 @@
               <w:rPr>
                 <w:sz w:val="19"/>
               </w:rPr>
-              <w:t>Sets the deadline shown in the Urgent Episode Record and its export, and the hours quoted in the "Urgent case raised" email. The Urgent Cases screen ignores it (see below).</w:t>
+              <w:t>Sets the countdown and deadline shown in the Urgent Case Record and its export, and the hours quoted in the "Urgent case raised" email. The Urgent Cases screen ignores it (see below).</w:t>
             </w:r>
           </w:p>
         </w:tc>
@@ -10818,7 +10868,7 @@
               <w:rPr>
                 <w:sz w:val="19"/>
               </w:rPr>
-              <w:t>Every 6 hours, Active guests with no recorded activity for this many days become Inactive. Guests with an open urgent flag are skipped. New activity makes a guest Active again.</w:t>
+              <w:t>Every 6 hours, Active guests with no recorded activity for this many days become Inactive. Guests with an open urgent case are skipped. New activity makes a guest Active again.</w:t>
             </w:r>
           </w:p>
         </w:tc>
@@ -11007,7 +11057,7 @@
       </w:r>
       <w:r>
         <w:rPr/>
-        <w:t xml:space="preserve"> The Urgent Cases screen always uses a fixed 72-hour window for its countdown, overdue counts and "within 72h" labels. The Urgent Episode Record uses this setting. If you change the setting, the two will disagree, so keep it at 72 until this is fixed.</w:t>
+        <w:t xml:space="preserve"> The Urgent Cases screen always uses a fixed 72-hour window for its countdown, overdue counts and "within 72h" labels. The Urgent Case Record uses this setting. If you change the setting, the two will disagree, so keep it at 72 until this is fixed.</w:t>
       </w:r>
     </w:p>
     <w:p>
@@ -13403,7 +13453,7 @@
               <w:rPr>
                 <w:sz w:val="19"/>
               </w:rPr>
-              <w:t>Used by the episode record and email only. Urgent Cases uses a fixed 72 hours.</w:t>
+              <w:t>Used by the Urgent Case Record and email only. Urgent Cases uses a fixed 72 hours.</w:t>
             </w:r>
           </w:p>
         </w:tc>
@@ -13426,7 +13476,7 @@
                 <w:b/>
                 <w:sz w:val="19"/>
               </w:rPr>
-              <w:t>Inactivity threshold (days)</w:t>
+              <w:t>Default retention (years)</w:t>
             </w:r>
           </w:p>
         </w:tc>
@@ -13443,7 +13493,7 @@
               <w:rPr>
                 <w:sz w:val="19"/>
               </w:rPr>
-              <w:t>Clinical</w:t>
+              <w:t>Uploads</w:t>
             </w:r>
           </w:p>
         </w:tc>
@@ -13460,7 +13510,7 @@
               <w:rPr>
                 <w:sz w:val="19"/>
               </w:rPr>
-              <w:t>Moves guests to Inactive. Data Quality's "no recent contact" line stays at 90 days.</w:t>
+              <w:t>Values below 8, including 0, are treated as 8.</w:t>
             </w:r>
           </w:p>
         </w:tc>
@@ -13482,6 +13532,61 @@
                 <w:b/>
                 <w:sz w:val="19"/>
               </w:rPr>
+              <w:t>Inactivity threshold (days)</w:t>
+            </w:r>
+          </w:p>
+        </w:tc>
+        <w:tc>
+          <w:tcPr>
+            <w:tcW w:type="dxa" w:w="901"/>
+          </w:tcPr>
+          <w:p>
+            <w:pPr>
+              <w:spacing w:after="0" w:line="252" w:lineRule="auto"/>
+            </w:pPr>
+            <w:r>
+              <w:rPr>
+                <w:sz w:val="19"/>
+              </w:rPr>
+              <w:t>Clinical</w:t>
+            </w:r>
+          </w:p>
+        </w:tc>
+        <w:tc>
+          <w:tcPr>
+            <w:tcW w:type="dxa" w:w="5611"/>
+          </w:tcPr>
+          <w:p>
+            <w:pPr>
+              <w:spacing w:after="0" w:line="252" w:lineRule="auto"/>
+            </w:pPr>
+            <w:r>
+              <w:rPr>
+                <w:sz w:val="19"/>
+              </w:rPr>
+              <w:t>Moves guests to Inactive. Data Quality's "no recent contact" line stays at 90 days.</w:t>
+            </w:r>
+          </w:p>
+        </w:tc>
+      </w:tr>
+      <w:tr>
+        <w:trPr>
+          <w:cantSplit/>
+        </w:trPr>
+        <w:tc>
+          <w:tcPr>
+            <w:tcW w:type="dxa" w:w="2899"/>
+            <w:shd w:val="clear" w:color="auto" w:fill="FAF6F7"/>
+          </w:tcPr>
+          <w:p>
+            <w:pPr>
+              <w:spacing w:after="0" w:line="252" w:lineRule="auto"/>
+            </w:pPr>
+            <w:r>
+              <w:rPr>
+                <w:b/>
+                <w:sz w:val="19"/>
+              </w:rPr>
               <w:t>Allowed file types</w:t>
             </w:r>
           </w:p>
@@ -13489,6 +13594,7 @@
         <w:tc>
           <w:tcPr>
             <w:tcW w:type="dxa" w:w="901"/>
+            <w:shd w:val="clear" w:color="auto" w:fill="FAF6F7"/>
           </w:tcPr>
           <w:p>
             <w:pPr>
@@ -13505,6 +13611,7 @@
         <w:tc>
           <w:tcPr>
             <w:tcW w:type="dxa" w:w="5611"/>
+            <w:shd w:val="clear" w:color="auto" w:fill="FAF6F7"/>
           </w:tcPr>
           <w:p>
             <w:pPr>
@@ -13843,7 +13950,7 @@
               <w:rPr>
                 <w:sz w:val="19"/>
               </w:rPr>
-              <w:t>A risk flag escalates a guest to Urgent Cases</w:t>
+              <w:t>An urgent case is raised for a guest</w:t>
             </w:r>
           </w:p>
         </w:tc>
@@ -14204,6 +14311,58 @@
       <w:r>
         <w:rPr/>
         <w:t xml:space="preserve"> and confirm.</w:t>
+      </w:r>
+    </w:p>
+    <w:p>
+      <w:pPr>
+        <w:pStyle w:val="Heading4"/>
+      </w:pPr>
+      <w:r>
+        <w:rPr/>
+        <w:t>How templates change with software updates</w:t>
+      </w:r>
+    </w:p>
+    <w:p>
+      <w:pPr>
+        <w:pStyle w:val="ListBullet"/>
+      </w:pPr>
+      <w:r>
+        <w:rPr/>
+        <w:t>A template nobody has edited picks up the standard wording automatically at each software update. For example, after the 7 October 2026 update an unedited urgent-case email reads "URGENT CASE: …" and "was raised as an urgent case", and an unedited overdue-contacts email says "contact" instead of "follow-up".</w:t>
+      </w:r>
+    </w:p>
+    <w:p>
+      <w:pPr>
+        <w:pStyle w:val="ListBullet"/>
+      </w:pPr>
+      <w:r>
+        <w:rPr/>
+        <w:t>A template you have saved keeps your wording. Later changes to the standard wording do not reach it.</w:t>
+      </w:r>
+    </w:p>
+    <w:p>
+      <w:pPr>
+        <w:pStyle w:val="ListBullet"/>
+      </w:pPr>
+      <w:r>
+        <w:rPr>
+          <w:b/>
+        </w:rPr>
+        <w:t>Restore default</w:t>
+      </w:r>
+      <w:r>
+        <w:rPr/>
+        <w:t xml:space="preserve"> puts a template back on the standard wording, and from then on it is updated automatically again. It also switches </w:t>
+      </w:r>
+      <w:r>
+        <w:rPr>
+          <w:b/>
+        </w:rPr>
+        <w:t>Send this email</w:t>
+      </w:r>
+      <w:r>
+        <w:rPr/>
+        <w:t xml:space="preserve"> back on.</w:t>
       </w:r>
     </w:p>
     <w:p>
@@ -15533,7 +15692,7 @@
                 <w:b/>
                 <w:sz w:val="19"/>
               </w:rPr>
-              <w:t>Cpn follow up frequency</w:t>
+              <w:t>CPN contact frequency</w:t>
             </w:r>
           </w:p>
         </w:tc>
@@ -15710,6 +15869,20 @@
         </w:rPr>
         <w:t>CMHT teams</w:t>
       </w:r>
+      <w:r>
+        <w:rPr/>
+        <w:t xml:space="preserve"> (the Urgent Case Record's </w:t>
+      </w:r>
+      <w:r>
+        <w:rPr>
+          <w:b/>
+        </w:rPr>
+        <w:t>Team or service</w:t>
+      </w:r>
+      <w:r>
+        <w:rPr/>
+        <w:t xml:space="preserve"> is free text)</w:t>
+      </w:r>
     </w:p>
     <w:p>
       <w:pPr>
@@ -15719,7 +15892,7 @@
         <w:rPr>
           <w:b/>
         </w:rPr>
-        <w:t>Escalation reasons</w:t>
+        <w:t>Contact cadences</w:t>
       </w:r>
     </w:p>
     <w:p>
@@ -15730,29 +15903,43 @@
         <w:rPr>
           <w:b/>
         </w:rPr>
-        <w:t>Escalation urgency</w:t>
+        <w:t>Emergency contact relationships</w:t>
       </w:r>
     </w:p>
     <w:p>
-      <w:pPr>
-        <w:pStyle w:val="ListBullet"/>
-      </w:pPr>
+      <w:r>
+        <w:rPr/>
+        <w:t xml:space="preserve">The </w:t>
+      </w:r>
       <w:r>
         <w:rPr>
           <w:b/>
         </w:rPr>
-        <w:t>Contact cadences</w:t>
-      </w:r>
-    </w:p>
-    <w:p>
-      <w:pPr>
-        <w:pStyle w:val="ListBullet"/>
-      </w:pPr>
+        <w:t>Escalation reasons</w:t>
+      </w:r>
+      <w:r>
+        <w:rPr/>
+        <w:t xml:space="preserve"> and </w:t>
+      </w:r>
       <w:r>
         <w:rPr>
           <w:b/>
         </w:rPr>
-        <w:t>Emergency contact relationships</w:t>
+        <w:t>Escalation urgency</w:t>
+      </w:r>
+      <w:r>
+        <w:rPr/>
+        <w:t xml:space="preserve"> lists are hidden from the Lookups tab. They belonged to </w:t>
+      </w:r>
+      <w:r>
+        <w:rPr>
+          <w:b/>
+        </w:rPr>
+        <w:t>Escalate to CMHT</w:t>
+      </w:r>
+      <w:r>
+        <w:rPr/>
+        <w:t>, which was replaced on 7 October 2026 by a hand-written record of the call on the Urgent Case Record. Their options are kept in the database but are not used anywhere.</w:t>
       </w:r>
     </w:p>
     <w:p>
@@ -17690,7 +17877,7 @@
               <w:rPr>
                 <w:sz w:val="19"/>
               </w:rPr>
-              <w:t>New, Active or OnHold. See 6.3.</w:t>
+              <w:t>New, Active, Inactive or OnHold. See 6.3.</w:t>
             </w:r>
           </w:p>
         </w:tc>
@@ -18648,7 +18835,7 @@
               <w:rPr>
                 <w:sz w:val="19"/>
               </w:rPr>
-              <w:t>New, Active or OnHold. OnHold is the value for Inactive. "On Hold" with a space also works. Blank means New.</w:t>
+              <w:t>New, Active, Inactive or OnHold. Inactive and OnHold mean the same; "On Hold" with a space also works. Blank means New.</w:t>
             </w:r>
           </w:p>
         </w:tc>
@@ -18664,21 +18851,7 @@
               <w:rPr>
                 <w:sz w:val="19"/>
               </w:rPr>
-              <w:t xml:space="preserve">Fails the dry run. </w:t>
-            </w:r>
-            <w:r>
-              <w:rPr>
-                <w:rFonts w:ascii="Consolas" w:hAnsi="Consolas"/>
-                <w:color w:val="5A1227"/>
-                <w:sz w:val="17"/>
-              </w:rPr>
-              <w:t>Inactive</w:t>
-            </w:r>
-            <w:r>
-              <w:rPr>
-                <w:sz w:val="19"/>
-              </w:rPr>
-              <w:t xml:space="preserve"> is not accepted.</w:t>
+              <w:t>Fails the dry run.</w:t>
             </w:r>
           </w:p>
         </w:tc>
@@ -18932,7 +19105,7 @@
     <w:p>
       <w:r>
         <w:rPr/>
-        <w:t xml:space="preserve">If a row says OnHold but has a </w:t>
+        <w:t xml:space="preserve">If a row says Inactive (or OnHold) but has a </w:t>
       </w:r>
       <w:r>
         <w:rPr>
@@ -19763,7 +19936,7 @@
               <w:rPr>
                 <w:sz w:val="19"/>
               </w:rPr>
-              <w:t>Not New, Active or OnHold</w:t>
+              <w:t>Not New, Active, Inactive or OnHold</w:t>
             </w:r>
           </w:p>
         </w:tc>
@@ -21095,22 +21268,19 @@
       </w:r>
     </w:p>
     <w:p>
-      <w:pPr>
-        <w:pStyle w:val="ListBullet"/>
-      </w:pPr>
-      <w:r>
-        <w:rPr/>
-        <w:t xml:space="preserve">Every document can have a </w:t>
+      <w:r>
+        <w:rPr/>
+        <w:t xml:space="preserve">EMHIP keeps every document for at least </w:t>
       </w:r>
       <w:r>
         <w:rPr>
           <w:b/>
         </w:rPr>
-        <w:t>Retain until</w:t>
-      </w:r>
-      <w:r>
-        <w:rPr/>
-        <w:t xml:space="preserve"> date.</w:t>
+        <w:t>8 years from the date it was uploaded</w:t>
+      </w:r>
+      <w:r>
+        <w:rPr/>
+        <w:t>, the NHS minimum for mental health records.</w:t>
       </w:r>
     </w:p>
     <w:p>
@@ -21119,17 +21289,17 @@
       </w:pPr>
       <w:r>
         <w:rPr/>
-        <w:t xml:space="preserve">If the uploader leaves it blank, EMHIP sets it to today plus </w:t>
+        <w:t xml:space="preserve">Every document has a </w:t>
       </w:r>
       <w:r>
         <w:rPr>
           <w:b/>
         </w:rPr>
-        <w:t>Default retention (years)</w:t>
-      </w:r>
-      <w:r>
-        <w:rPr/>
-        <w:t>, which is 7 by default. A setting of 0 leaves it empty.</w:t>
+        <w:t>Retain until</w:t>
+      </w:r>
+      <w:r>
+        <w:rPr/>
+        <w:t xml:space="preserve"> date. It can never be earlier than the upload date plus 8 years.</w:t>
       </w:r>
     </w:p>
     <w:p>
@@ -21138,27 +21308,17 @@
       </w:pPr>
       <w:r>
         <w:rPr/>
-        <w:t xml:space="preserve">To change it, open the document's actions menu, select </w:t>
+        <w:t xml:space="preserve">If the uploader leaves it blank, EMHIP sets it to today plus </w:t>
       </w:r>
       <w:r>
         <w:rPr>
           <w:b/>
         </w:rPr>
-        <w:t>Edit details</w:t>
-      </w:r>
-      <w:r>
-        <w:rPr/>
-        <w:t xml:space="preserve">, change </w:t>
-      </w:r>
-      <w:r>
-        <w:rPr>
-          <w:b/>
-        </w:rPr>
-        <w:t>Retain until</w:t>
-      </w:r>
-      <w:r>
-        <w:rPr/>
-        <w:t xml:space="preserve"> and save.</w:t>
+        <w:t>Default retention (years)</w:t>
+      </w:r>
+      <w:r>
+        <w:rPr/>
+        <w:t>, which is 8 by default and never less than 8.</w:t>
       </w:r>
     </w:p>
     <w:p>
@@ -21167,17 +21327,27 @@
       </w:pPr>
       <w:r>
         <w:rPr/>
-        <w:t xml:space="preserve">A document cannot be permanently deleted until its </w:t>
+        <w:t xml:space="preserve">To change it, open the document's actions menu, select </w:t>
       </w:r>
       <w:r>
         <w:rPr>
           <w:b/>
         </w:rPr>
+        <w:t>Edit details</w:t>
+      </w:r>
+      <w:r>
+        <w:rPr/>
+        <w:t xml:space="preserve">, change </w:t>
+      </w:r>
+      <w:r>
+        <w:rPr>
+          <w:b/>
+        </w:rPr>
         <w:t>Retain until</w:t>
       </w:r>
       <w:r>
         <w:rPr/>
-        <w:t xml:space="preserve"> date has passed.</w:t>
+        <w:t xml:space="preserve"> and save. A date earlier than the upload date plus 8 years is refused with "Documents must be kept for at least 8 years from upload (the NHS minimum for mental health records). Choose [date] or later." Clearing the date sets it to the upload date plus 8 years.</w:t>
       </w:r>
     </w:p>
     <w:p>
@@ -21186,7 +21356,35 @@
       </w:pPr>
       <w:r>
         <w:rPr/>
-        <w:t>Nothing is deleted automatically when the date passes. The date is a minimum, not a deletion schedule.</w:t>
+        <w:t xml:space="preserve">A document cannot be permanently deleted until its </w:t>
+      </w:r>
+      <w:r>
+        <w:rPr>
+          <w:b/>
+        </w:rPr>
+        <w:t>Retain until</w:t>
+      </w:r>
+      <w:r>
+        <w:rPr/>
+        <w:t xml:space="preserve"> date has passed, and never within 8 years of upload.</w:t>
+      </w:r>
+    </w:p>
+    <w:p>
+      <w:pPr>
+        <w:pStyle w:val="ListBullet"/>
+      </w:pPr>
+      <w:r>
+        <w:rPr/>
+        <w:t>Deleted documents stay in the recycle bin until someone permanently deletes them. Nothing is removed automatically when the date passes: the date is a minimum, not a deletion schedule.</w:t>
+      </w:r>
+    </w:p>
+    <w:p>
+      <w:pPr>
+        <w:pStyle w:val="ListBullet"/>
+      </w:pPr>
+      <w:r>
+        <w:rPr/>
+        <w:t>Documents uploaded before 7 October 2026 with no retention date, or one less than 8 years after upload, were moved to the upload date plus 8 years by that update.</w:t>
       </w:r>
     </w:p>
     <w:p>
@@ -21509,49 +21707,35 @@
     <w:p>
       <w:r>
         <w:rPr/>
-        <w:t>If EMHIP says "Document is retained until [date] and cannot be purged":</w:t>
+        <w:t>If EMHIP says "Document is retained until [date] and cannot be permanently deleted before then.", the document is still inside its retention period and must stay in the recycle bin until that date.</w:t>
       </w:r>
     </w:p>
     <w:p>
       <w:pPr>
-        <w:tabs>
-          <w:tab w:pos="425" w:val="left"/>
-        </w:tabs>
-        <w:spacing w:after="60"/>
-        <w:ind w:left="425" w:hanging="340"/>
-      </w:pPr>
-      <w:r>
-        <w:rPr>
-          <w:b/>
-          <w:color w:val="8D1B3D"/>
-        </w:rPr>
-        <w:t>1.</w:t>
-        <w:tab/>
-      </w:r>
-      <w:r>
-        <w:rPr/>
-        <w:t>Restore the document (section 7.5).</w:t>
+        <w:pStyle w:val="ListBullet"/>
+      </w:pPr>
+      <w:r>
+        <w:rPr/>
+        <w:t>Within 8 years of upload nothing can shorten this.</w:t>
       </w:r>
     </w:p>
     <w:p>
       <w:pPr>
-        <w:tabs>
-          <w:tab w:pos="425" w:val="left"/>
-        </w:tabs>
-        <w:spacing w:after="60"/>
-        <w:ind w:left="425" w:hanging="340"/>
-      </w:pPr>
+        <w:pStyle w:val="ListBullet"/>
+      </w:pPr>
+      <w:r>
+        <w:rPr/>
+        <w:t xml:space="preserve">After that, if a longer </w:t>
+      </w:r>
       <w:r>
         <w:rPr>
           <w:b/>
-          <w:color w:val="8D1B3D"/>
-        </w:rPr>
-        <w:t>2.</w:t>
-        <w:tab/>
-      </w:r>
-      <w:r>
-        <w:rPr/>
-        <w:t xml:space="preserve">Select </w:t>
+        </w:rPr>
+        <w:t>Retain until</w:t>
+      </w:r>
+      <w:r>
+        <w:rPr/>
+        <w:t xml:space="preserve"> date was set on purpose and is no longer needed, restore the document (section 7.5), select </w:t>
       </w:r>
       <w:r>
         <w:rPr>
@@ -21561,7 +21745,7 @@
       </w:r>
       <w:r>
         <w:rPr/>
-        <w:t xml:space="preserve"> and set </w:t>
+        <w:t xml:space="preserve">, set </w:t>
       </w:r>
       <w:r>
         <w:rPr>
@@ -21571,28 +21755,7 @@
       </w:r>
       <w:r>
         <w:rPr/>
-        <w:t xml:space="preserve"> to yesterday or earlier, or clear it. Save.</w:t>
-      </w:r>
-    </w:p>
-    <w:p>
-      <w:pPr>
-        <w:tabs>
-          <w:tab w:pos="425" w:val="left"/>
-        </w:tabs>
-        <w:spacing w:after="60"/>
-        <w:ind w:left="425" w:hanging="340"/>
-      </w:pPr>
-      <w:r>
-        <w:rPr>
-          <w:b/>
-          <w:color w:val="8D1B3D"/>
-        </w:rPr>
-        <w:t>3.</w:t>
-        <w:tab/>
-      </w:r>
-      <w:r>
-        <w:rPr/>
-        <w:t>Delete the document again, then permanently delete it.</w:t>
+        <w:t xml:space="preserve"> to an earlier date (no earlier than 8 years after upload) or clear it, and save. Then delete it again and permanently delete it.</w:t>
       </w:r>
     </w:p>
     <w:p>
@@ -21612,7 +21775,7 @@
       </w:r>
       <w:r>
         <w:rPr/>
-        <w:t xml:space="preserve"> Record why you shortened the retention period. EMHIP logs the change of details but not your reason.</w:t>
+        <w:t xml:space="preserve"> Record why you shortened a retention period. EMHIP logs the change of details but not your reason.</w:t>
       </w:r>
     </w:p>
     <w:p>
@@ -22010,7 +22173,7 @@
     <w:p>
       <w:r>
         <w:rPr/>
-        <w:t>The export holds every section of the record. That means the overview, demographics, clinical details, pathway, scheduled contacts and initial conversation. It also holds DIALOG scores, casework notes, care plans, contacts, caseload history, notes, actions, the document list, urgent episodes and the access log. It includes the latest 100 contacts, up to 200 documents and the latest 500 access-log entries.</w:t>
+        <w:t>The export holds every section of the record. That means the overview, demographics, clinical details, pathway, scheduled contacts and initial conversation. It also holds DIALOG scores, casework notes, care plans, contacts, caseload history, notes, actions, the document list, urgent cases and the access log. It includes the latest 100 contacts, up to 200 documents and the latest 500 access-log entries.</w:t>
       </w:r>
     </w:p>
     <w:p>
@@ -22078,7 +22241,7 @@
       </w:pPr>
       <w:r>
         <w:rPr/>
-        <w:t>Resolve any open urgent episode. EMHIP refuses while one is open.</w:t>
+        <w:t>Resolve any open urgent case. EMHIP refuses while one is open.</w:t>
       </w:r>
     </w:p>
     <w:p>
@@ -22355,7 +22518,7 @@
       </w:pPr>
       <w:r>
         <w:rPr/>
-        <w:t>The clinical history: casework notes, assessments, DIALOG scores, contacts, care plans and urgent episodes.</w:t>
+        <w:t>The clinical history: casework notes, assessments, DIALOG scores, contacts, care plans and urgent cases.</w:t>
       </w:r>
     </w:p>
     <w:p>
@@ -22393,7 +22556,7 @@
       </w:r>
       <w:r>
         <w:rPr/>
-        <w:t xml:space="preserve"> This cannot be undone. Free text is not scrubbed, so names typed into notes remain. The guest's files stay in the recycle bin until permanently deleted, and their retention dates may block that. Find them on the hub-wide Documents page (section 7.1).</w:t>
+        <w:t xml:space="preserve"> This cannot be undone. Free text is not scrubbed, so names typed into notes remain. The guest's files stay in the recycle bin until permanently deleted, which is not possible until at least 8 years after each was uploaded (section 7.4). Find them on the hub-wide Documents page (section 7.1).</w:t>
       </w:r>
     </w:p>
     <w:p>
@@ -24273,7 +24436,7 @@
               <w:rPr>
                 <w:sz w:val="19"/>
               </w:rPr>
-              <w:t>"Document is retained until [date] and cannot be purged."</w:t>
+              <w:t>"Document is retained until [date] and cannot be permanently deleted before then."</w:t>
             </w:r>
           </w:p>
         </w:tc>
@@ -24289,7 +24452,20 @@
               <w:rPr>
                 <w:sz w:val="19"/>
               </w:rPr>
-              <w:t>Retention date is in the future</w:t>
+              <w:t xml:space="preserve">The document is less than 8 years old, or its </w:t>
+            </w:r>
+            <w:r>
+              <w:rPr>
+                <w:b/>
+                <w:sz w:val="19"/>
+              </w:rPr>
+              <w:t>Retain until</w:t>
+            </w:r>
+            <w:r>
+              <w:rPr>
+                <w:sz w:val="19"/>
+              </w:rPr>
+              <w:t xml:space="preserve"> date is in the future</w:t>
             </w:r>
           </w:p>
         </w:tc>
@@ -24305,7 +24481,7 @@
               <w:rPr>
                 <w:sz w:val="19"/>
               </w:rPr>
-              <w:t>Follow section 7.6</w:t>
+              <w:t>Leave it in the recycle bin; see section 7.6</w:t>
             </w:r>
           </w:p>
         </w:tc>
@@ -24327,7 +24503,7 @@
               <w:rPr>
                 <w:sz w:val="19"/>
               </w:rPr>
-              <w:t>"Document is checked out by another user."</w:t>
+              <w:t>"Documents must be kept for at least 8 years from upload…"</w:t>
             </w:r>
           </w:p>
         </w:tc>
@@ -24344,7 +24520,20 @@
               <w:rPr>
                 <w:sz w:val="19"/>
               </w:rPr>
-              <w:t>Someone else checked it out</w:t>
+              <w:t xml:space="preserve">A </w:t>
+            </w:r>
+            <w:r>
+              <w:rPr>
+                <w:b/>
+                <w:sz w:val="19"/>
+              </w:rPr>
+              <w:t>Retain until</w:t>
+            </w:r>
+            <w:r>
+              <w:rPr>
+                <w:sz w:val="19"/>
+              </w:rPr>
+              <w:t xml:space="preserve"> date earlier than upload plus 8 years was entered</w:t>
             </w:r>
           </w:p>
         </w:tc>
@@ -24361,20 +24550,7 @@
               <w:rPr>
                 <w:sz w:val="19"/>
               </w:rPr>
-              <w:t xml:space="preserve">Use </w:t>
-            </w:r>
-            <w:r>
-              <w:rPr>
-                <w:b/>
-                <w:sz w:val="19"/>
-              </w:rPr>
-              <w:t>Force check-in</w:t>
-            </w:r>
-            <w:r>
-              <w:rPr>
-                <w:sz w:val="19"/>
-              </w:rPr>
-              <w:t xml:space="preserve"> (section 7.7)</w:t>
+              <w:t>Choose the date given in the message or later, or leave it blank</w:t>
             </w:r>
           </w:p>
         </w:tc>
@@ -24395,7 +24571,7 @@
               <w:rPr>
                 <w:sz w:val="19"/>
               </w:rPr>
-              <w:t>An option is missing from a drop-down</w:t>
+              <w:t>"Document is checked out by another user."</w:t>
             </w:r>
           </w:p>
         </w:tc>
@@ -24411,7 +24587,7 @@
               <w:rPr>
                 <w:sz w:val="19"/>
               </w:rPr>
-              <w:t>It was deactivated</w:t>
+              <w:t>Someone else checked it out</w:t>
             </w:r>
           </w:p>
         </w:tc>
@@ -24427,27 +24603,20 @@
               <w:rPr>
                 <w:sz w:val="19"/>
               </w:rPr>
-              <w:t xml:space="preserve">Tick </w:t>
+              <w:t xml:space="preserve">Use </w:t>
             </w:r>
             <w:r>
               <w:rPr>
                 <w:b/>
                 <w:sz w:val="19"/>
               </w:rPr>
-              <w:t>Show inactive items</w:t>
-            </w:r>
-            <w:r>
-              <w:rPr>
-                <w:sz w:val="19"/>
-              </w:rPr>
-              <w:t xml:space="preserve"> and select </w:t>
-            </w:r>
-            <w:r>
-              <w:rPr>
-                <w:b/>
-                <w:sz w:val="19"/>
-              </w:rPr>
-              <w:t>Activate</w:t>
+              <w:t>Force check-in</w:t>
+            </w:r>
+            <w:r>
+              <w:rPr>
+                <w:sz w:val="19"/>
+              </w:rPr>
+              <w:t xml:space="preserve"> (section 7.7)</w:t>
             </w:r>
           </w:p>
         </w:tc>
@@ -24469,7 +24638,7 @@
               <w:rPr>
                 <w:sz w:val="19"/>
               </w:rPr>
-              <w:t>Editing a lookup list changes nothing on screen</w:t>
+              <w:t>An option is missing from a drop-down</w:t>
             </w:r>
           </w:p>
         </w:tc>
@@ -24486,7 +24655,7 @@
               <w:rPr>
                 <w:sz w:val="19"/>
               </w:rPr>
-              <w:t>The list is not used yet</w:t>
+              <w:t>It was deactivated</w:t>
             </w:r>
           </w:p>
         </w:tc>
@@ -24503,7 +24672,27 @@
               <w:rPr>
                 <w:sz w:val="19"/>
               </w:rPr>
-              <w:t>See the unused lists in section 5.2</w:t>
+              <w:t xml:space="preserve">Tick </w:t>
+            </w:r>
+            <w:r>
+              <w:rPr>
+                <w:b/>
+                <w:sz w:val="19"/>
+              </w:rPr>
+              <w:t>Show inactive items</w:t>
+            </w:r>
+            <w:r>
+              <w:rPr>
+                <w:sz w:val="19"/>
+              </w:rPr>
+              <w:t xml:space="preserve"> and select </w:t>
+            </w:r>
+            <w:r>
+              <w:rPr>
+                <w:b/>
+                <w:sz w:val="19"/>
+              </w:rPr>
+              <w:t>Activate</w:t>
             </w:r>
           </w:p>
         </w:tc>
@@ -24524,7 +24713,7 @@
               <w:rPr>
                 <w:sz w:val="19"/>
               </w:rPr>
-              <w:t>"[field] is required." when saving</w:t>
+              <w:t>Editing a lookup list changes nothing on screen</w:t>
             </w:r>
           </w:p>
         </w:tc>
@@ -24540,7 +24729,7 @@
               <w:rPr>
                 <w:sz w:val="19"/>
               </w:rPr>
-              <w:t>A required custom field has no answer</w:t>
+              <w:t>The list is not used yet</w:t>
             </w:r>
           </w:p>
         </w:tc>
@@ -24556,14 +24745,7 @@
               <w:rPr>
                 <w:sz w:val="19"/>
               </w:rPr>
-              <w:t xml:space="preserve">Answer it, or untick </w:t>
-            </w:r>
-            <w:r>
-              <w:rPr>
-                <w:b/>
-                <w:sz w:val="19"/>
-              </w:rPr>
-              <w:t>Required</w:t>
+              <w:t>See the unused lists in section 5.2</w:t>
             </w:r>
           </w:p>
         </w:tc>
@@ -24585,7 +24767,7 @@
               <w:rPr>
                 <w:sz w:val="19"/>
               </w:rPr>
-              <w:t>"[field] does not offer: [option]."</w:t>
+              <w:t>"[field] is required." when saving</w:t>
             </w:r>
           </w:p>
         </w:tc>
@@ -24602,7 +24784,7 @@
               <w:rPr>
                 <w:sz w:val="19"/>
               </w:rPr>
-              <w:t>The option was removed from a custom field</w:t>
+              <w:t>A required custom field has no answer</w:t>
             </w:r>
           </w:p>
         </w:tc>
@@ -24619,7 +24801,14 @@
               <w:rPr>
                 <w:sz w:val="19"/>
               </w:rPr>
-              <w:t>Pick another option, or add it back</w:t>
+              <w:t xml:space="preserve">Answer it, or untick </w:t>
+            </w:r>
+            <w:r>
+              <w:rPr>
+                <w:b/>
+                <w:sz w:val="19"/>
+              </w:rPr>
+              <w:t>Required</w:t>
             </w:r>
           </w:p>
         </w:tc>
@@ -24638,16 +24827,9 @@
             </w:pPr>
             <w:r>
               <w:rPr>
-                <w:b/>
-                <w:sz w:val="19"/>
-              </w:rPr>
-              <w:t>Import</w:t>
-            </w:r>
-            <w:r>
-              <w:rPr>
-                <w:sz w:val="19"/>
-              </w:rPr>
-              <w:t xml:space="preserve"> stays greyed out</w:t>
+                <w:sz w:val="19"/>
+              </w:rPr>
+              <w:t>"[field] does not offer: [option]."</w:t>
             </w:r>
           </w:p>
         </w:tc>
@@ -24663,7 +24845,7 @@
               <w:rPr>
                 <w:sz w:val="19"/>
               </w:rPr>
-              <w:t>The last dry run found problems, or the file changed</w:t>
+              <w:t>The option was removed from a custom field</w:t>
             </w:r>
           </w:p>
         </w:tc>
@@ -24679,7 +24861,7 @@
               <w:rPr>
                 <w:sz w:val="19"/>
               </w:rPr>
-              <w:t>Fix every problem, including extra columns, and validate again</w:t>
+              <w:t>Pick another option, or add it back</w:t>
             </w:r>
           </w:p>
         </w:tc>
@@ -24699,9 +24881,16 @@
             </w:pPr>
             <w:r>
               <w:rPr>
-                <w:sz w:val="19"/>
-              </w:rPr>
-              <w:t>Duplicate guests after an import</w:t>
+                <w:b/>
+                <w:sz w:val="19"/>
+              </w:rPr>
+              <w:t>Import</w:t>
+            </w:r>
+            <w:r>
+              <w:rPr>
+                <w:sz w:val="19"/>
+              </w:rPr>
+              <w:t xml:space="preserve"> stays greyed out</w:t>
             </w:r>
           </w:p>
         </w:tc>
@@ -24718,15 +24907,7 @@
               <w:rPr>
                 <w:sz w:val="19"/>
               </w:rPr>
-              <w:t xml:space="preserve">Rows had no </w:t>
-            </w:r>
-            <w:r>
-              <w:rPr>
-                <w:rFonts w:ascii="Consolas" w:hAnsi="Consolas"/>
-                <w:color w:val="5A1227"/>
-                <w:sz w:val="17"/>
-              </w:rPr>
-              <w:t>legacy_id</w:t>
+              <w:t>The last dry run found problems, or the file changed</w:t>
             </w:r>
           </w:p>
         </w:tc>
@@ -24743,15 +24924,7 @@
               <w:rPr>
                 <w:sz w:val="19"/>
               </w:rPr>
-              <w:t xml:space="preserve">EMHIP has no delete or merge; anonymise the duplicate (section 8.3). Always use </w:t>
-            </w:r>
-            <w:r>
-              <w:rPr>
-                <w:rFonts w:ascii="Consolas" w:hAnsi="Consolas"/>
-                <w:color w:val="5A1227"/>
-                <w:sz w:val="17"/>
-              </w:rPr>
-              <w:t>legacy_id</w:t>
+              <w:t>Fix every problem, including extra columns, and validate again</w:t>
             </w:r>
           </w:p>
         </w:tc>
@@ -24772,7 +24945,7 @@
               <w:rPr>
                 <w:sz w:val="19"/>
               </w:rPr>
-              <w:t>"Resolve the guest's open urgent episode before anonymising the record."</w:t>
+              <w:t>Duplicate guests after an import</w:t>
             </w:r>
           </w:p>
         </w:tc>
@@ -24788,7 +24961,15 @@
               <w:rPr>
                 <w:sz w:val="19"/>
               </w:rPr>
-              <w:t>The guest has an open urgent flag</w:t>
+              <w:t xml:space="preserve">Rows had no </w:t>
+            </w:r>
+            <w:r>
+              <w:rPr>
+                <w:rFonts w:ascii="Consolas" w:hAnsi="Consolas"/>
+                <w:color w:val="5A1227"/>
+                <w:sz w:val="17"/>
+              </w:rPr>
+              <w:t>legacy_id</w:t>
             </w:r>
           </w:p>
         </w:tc>
@@ -24804,7 +24985,15 @@
               <w:rPr>
                 <w:sz w:val="19"/>
               </w:rPr>
-              <w:t>Resolve the episode first</w:t>
+              <w:t xml:space="preserve">EMHIP has no delete or merge; anonymise the duplicate (section 8.3). Always use </w:t>
+            </w:r>
+            <w:r>
+              <w:rPr>
+                <w:rFonts w:ascii="Consolas" w:hAnsi="Consolas"/>
+                <w:color w:val="5A1227"/>
+                <w:sz w:val="17"/>
+              </w:rPr>
+              <w:t>legacy_id</w:t>
             </w:r>
           </w:p>
         </w:tc>
@@ -24826,7 +25015,7 @@
               <w:rPr>
                 <w:sz w:val="19"/>
               </w:rPr>
-              <w:t>A guest turned Inactive unexpectedly</w:t>
+              <w:t>"Resolve the guest's open urgent case before anonymising the record."</w:t>
             </w:r>
           </w:p>
         </w:tc>
@@ -24843,14 +25032,7 @@
               <w:rPr>
                 <w:sz w:val="19"/>
               </w:rPr>
-              <w:t xml:space="preserve">No activity within </w:t>
-            </w:r>
-            <w:r>
-              <w:rPr>
-                <w:b/>
-                <w:sz w:val="19"/>
-              </w:rPr>
-              <w:t>Inactivity threshold (days)</w:t>
+              <w:t>The guest has an open urgent case</w:t>
             </w:r>
           </w:p>
         </w:tc>
@@ -24867,7 +25049,7 @@
               <w:rPr>
                 <w:sz w:val="19"/>
               </w:rPr>
-              <w:t>Record a contact; the guest becomes Active again</w:t>
+              <w:t>Resolve it on the Urgent Case Record first</w:t>
             </w:r>
           </w:p>
         </w:tc>
@@ -24886,6 +25068,129 @@
             </w:pPr>
             <w:r>
               <w:rPr>
+                <w:b/>
+                <w:sz w:val="19"/>
+              </w:rPr>
+              <w:t>Flag raised by</w:t>
+            </w:r>
+            <w:r>
+              <w:rPr>
+                <w:sz w:val="19"/>
+              </w:rPr>
+              <w:t xml:space="preserve"> on an Urgent Case Record says "System Administrator"</w:t>
+            </w:r>
+          </w:p>
+        </w:tc>
+        <w:tc>
+          <w:tcPr>
+            <w:tcW w:type="dxa" w:w="3137"/>
+          </w:tcPr>
+          <w:p>
+            <w:pPr>
+              <w:spacing w:after="0" w:line="252" w:lineRule="auto"/>
+            </w:pPr>
+            <w:r>
+              <w:rPr>
+                <w:sz w:val="19"/>
+              </w:rPr>
+              <w:t>The case was raised while signed in as the bootstrap Admin account</w:t>
+            </w:r>
+          </w:p>
+        </w:tc>
+        <w:tc>
+          <w:tcPr>
+            <w:tcW w:type="dxa" w:w="3137"/>
+          </w:tcPr>
+          <w:p>
+            <w:pPr>
+              <w:spacing w:after="0" w:line="252" w:lineRule="auto"/>
+            </w:pPr>
+            <w:r>
+              <w:rPr>
+                <w:sz w:val="19"/>
+              </w:rPr>
+              <w:t>Staff must sign in with their own accounts; rename or deactivate the bootstrap account (section 1.1)</w:t>
+            </w:r>
+          </w:p>
+        </w:tc>
+      </w:tr>
+      <w:tr>
+        <w:trPr>
+          <w:cantSplit/>
+        </w:trPr>
+        <w:tc>
+          <w:tcPr>
+            <w:tcW w:type="dxa" w:w="3137"/>
+            <w:shd w:val="clear" w:color="auto" w:fill="FAF6F7"/>
+          </w:tcPr>
+          <w:p>
+            <w:pPr>
+              <w:spacing w:after="0" w:line="252" w:lineRule="auto"/>
+            </w:pPr>
+            <w:r>
+              <w:rPr>
+                <w:sz w:val="19"/>
+              </w:rPr>
+              <w:t>A guest turned Inactive unexpectedly</w:t>
+            </w:r>
+          </w:p>
+        </w:tc>
+        <w:tc>
+          <w:tcPr>
+            <w:tcW w:type="dxa" w:w="3137"/>
+            <w:shd w:val="clear" w:color="auto" w:fill="FAF6F7"/>
+          </w:tcPr>
+          <w:p>
+            <w:pPr>
+              <w:spacing w:after="0" w:line="252" w:lineRule="auto"/>
+            </w:pPr>
+            <w:r>
+              <w:rPr>
+                <w:sz w:val="19"/>
+              </w:rPr>
+              <w:t xml:space="preserve">No activity within </w:t>
+            </w:r>
+            <w:r>
+              <w:rPr>
+                <w:b/>
+                <w:sz w:val="19"/>
+              </w:rPr>
+              <w:t>Inactivity threshold (days)</w:t>
+            </w:r>
+          </w:p>
+        </w:tc>
+        <w:tc>
+          <w:tcPr>
+            <w:tcW w:type="dxa" w:w="3137"/>
+            <w:shd w:val="clear" w:color="auto" w:fill="FAF6F7"/>
+          </w:tcPr>
+          <w:p>
+            <w:pPr>
+              <w:spacing w:after="0" w:line="252" w:lineRule="auto"/>
+            </w:pPr>
+            <w:r>
+              <w:rPr>
+                <w:sz w:val="19"/>
+              </w:rPr>
+              <w:t>Record a contact; the guest becomes Active again</w:t>
+            </w:r>
+          </w:p>
+        </w:tc>
+      </w:tr>
+      <w:tr>
+        <w:trPr>
+          <w:cantSplit/>
+        </w:trPr>
+        <w:tc>
+          <w:tcPr>
+            <w:tcW w:type="dxa" w:w="3137"/>
+          </w:tcPr>
+          <w:p>
+            <w:pPr>
+              <w:spacing w:after="0" w:line="252" w:lineRule="auto"/>
+            </w:pPr>
+            <w:r>
+              <w:rPr>
                 <w:sz w:val="19"/>
               </w:rPr>
               <w:t>Clicking a guest or case does nothing just after an update</w:t>
@@ -24961,7 +25266,7 @@
       </w:r>
       <w:r>
         <w:rPr/>
-        <w:t xml:space="preserve"> The episode record and email follow </w:t>
+        <w:t xml:space="preserve"> The Urgent Case Record and email follow </w:t>
       </w:r>
       <w:r>
         <w:rPr>
@@ -25067,11 +25372,11 @@
         <w:rPr>
           <w:b/>
         </w:rPr>
-        <w:t>Ten lookup lists are not used</w:t>
-      </w:r>
-      <w:r>
-        <w:rPr/>
-        <w:t xml:space="preserve"> by any screen (section 5.2).</w:t>
+        <w:t>Eight lookup lists are not used</w:t>
+      </w:r>
+      <w:r>
+        <w:rPr/>
+        <w:t xml:space="preserve"> by any screen, and two more are hidden (section 5.2).</w:t>
       </w:r>
     </w:p>
     <w:p>
